--- a/templates/documents/pd_consent_minor.docx
+++ b/templates/documents/pd_consent_minor.docx
@@ -498,7 +498,6 @@
           <w:p>
             <w:pPr>
               <w:ind w:left="-113" w:firstLine="0"/>
-              <w:jc w:val="right"/>
               <w:rPr>
                 <w:rFonts w:ascii="Times New Roman" w:eastAsia="Times New Roman" w:hAnsi="Times New Roman" w:cs="Times New Roman"/>
                 <w:color w:val="000000"/>
@@ -507,10 +506,9 @@
             <w:r>
               <w:rPr>
                 <w:rFonts w:ascii="Times New Roman" w:eastAsia="Times New Roman" w:hAnsi="Times New Roman" w:cs="Times New Roman"/>
-                <w:i/>
                 <w:color w:val="000000"/>
-                <w:sz w:val="18"/>
-                <w:szCs w:val="18"/>
+                <w:sz w:val="24"/>
+                <w:szCs w:val="24"/>
               </w:rPr>
               <w:t>${rehFullName}</w:t>
             </w:r>
